--- a/002-maze-madness/worksheets/week3-beginner.docx
+++ b/002-maze-madness/worksheets/week3-beginner.docx
@@ -13,7 +13,7 @@
           <w:b/>
           <w:sz w:val="40"/>
         </w:rPr>
-        <w:t>🔀 M002 Week 3 — English Worksheet (Beginner)</w:t>
+        <w:t>🔗 M002 Week 3 — AND Conditions</w:t>
       </w:r>
     </w:p>
     <w:p>
@@ -28,7 +28,7 @@
         <w:t>Topic:</w:t>
       </w:r>
       <w:r>
-        <w:t xml:space="preserve"> AND Conditions — Two Things at Once · </w:t>
+        <w:t xml:space="preserve"> AND — two things both true · </w:t>
       </w:r>
       <w:r>
         <w:rPr>
@@ -55,7 +55,7 @@
         <w:t>Time:</w:t>
       </w:r>
       <w:r>
-        <w:t xml:space="preserve"> about 30 minutes</w:t>
+        <w:t xml:space="preserve"> about 25 minutes</w:t>
       </w:r>
     </w:p>
     <w:p>
@@ -63,18 +63,6 @@
         <w:keepNext/>
         <w:keepLines/>
       </w:pPr>
-      <w:r>
-        <w:t xml:space="preserve">This week your agent checks </w:t>
-      </w:r>
-      <w:r>
-        <w:rPr>
-          <w:b/>
-        </w:rPr>
-        <w:t>two things at the same time</w:t>
-      </w:r>
-      <w:r>
-        <w:t xml:space="preserve"> using </w:t>
-      </w:r>
       <w:r>
         <w:rPr>
           <w:rFonts w:ascii="Consolas" w:hAnsi="Consolas" w:cs="Consolas"/>
@@ -84,18 +72,7 @@
         <w:t>AND</w:t>
       </w:r>
       <w:r>
-        <w:t xml:space="preserve">. With </w:t>
-      </w:r>
-      <w:r>
-        <w:rPr>
-          <w:rFonts w:ascii="Consolas" w:hAnsi="Consolas" w:cs="Consolas"/>
-          <w:sz w:val="21"/>
-          <w:shd w:val="clear" w:fill="EEEEEE"/>
-        </w:rPr>
-        <w:t>AND</w:t>
-      </w:r>
-      <w:r>
-        <w:t xml:space="preserve">, the action only happens when </w:t>
+        <w:t xml:space="preserve"> checks two things. The action runs only when </w:t>
       </w:r>
       <w:r>
         <w:rPr>
@@ -125,15 +102,6 @@
     </w:p>
     <w:p>
       <w:pPr>
-        <w:keepNext/>
-        <w:keepLines/>
-      </w:pPr>
-      <w:r>
-        <w:t>Read the steps. Before you imagine the agent doing it, circle or write your answer.</w:t>
-      </w:r>
-    </w:p>
-    <w:p>
-      <w:pPr>
         <w:spacing w:before="40" w:after="160"/>
         <w:ind w:left="288"/>
         <w:keepNext/>
@@ -156,25 +124,13 @@
         <w:keepLines/>
       </w:pPr>
       <w:r>
-        <w:rPr>
-          <w:b/>
-        </w:rPr>
-        <w:t>There is a wall ahead but the right side is open. Does the agent turn? Circle one:</w:t>
+        <w:t xml:space="preserve">Wall ahead. Right side open. Does it turn? Circle one: </w:t>
       </w:r>
-      <w:r>
-        <w:t xml:space="preserve"> yes · no</w:t>
-      </w:r>
-    </w:p>
-    <w:p>
-      <w:pPr>
-        <w:keepNext/>
-        <w:keepLines/>
-      </w:pPr>
       <w:r>
         <w:rPr>
           <w:b/>
         </w:rPr>
-        <w:t>Why?</w:t>
+        <w:t>yes · no</w:t>
       </w:r>
     </w:p>
     <w:p>
@@ -218,35 +174,17 @@
     </w:p>
     <w:p>
       <w:pPr>
-        <w:spacing w:before="40" w:after="160"/>
-        <w:ind w:left="288"/>
-        <w:keepNext/>
-        <w:keepLines/>
-        <w:shd w:val="clear" w:fill="F4F4F4"/>
-      </w:pPr>
-      <w:r>
-        <w:rPr>
-          <w:rFonts w:ascii="Consolas" w:hAnsi="Consolas" w:cs="Consolas"/>
-          <w:sz w:val="21"/>
-        </w:rPr>
-        <w:t>if wall ahead AND wall on right:</w:t>
-        <w:br/>
-        <w:t xml:space="preserve">    turn left</w:t>
-      </w:r>
-    </w:p>
-    <w:p>
-      <w:pPr>
         <w:keepNext/>
         <w:keepLines/>
       </w:pPr>
       <w:r>
+        <w:t xml:space="preserve">Wall ahead AND wall on right. Does it turn? Circle one: </w:t>
+      </w:r>
+      <w:r>
         <w:rPr>
           <w:b/>
         </w:rPr>
-        <w:t>Now there is a wall ahead AND a wall on the right. Does the agent turn? Circle one:</w:t>
-      </w:r>
-      <w:r>
-        <w:t xml:space="preserve"> yes · no</w:t>
+        <w:t>yes · no</w:t>
       </w:r>
     </w:p>
     <w:p>
@@ -310,31 +248,7 @@
         <w:keepLines/>
       </w:pPr>
       <w:r>
-        <w:t>Each pair shows clean steps first, then a broken version of the same idea. Circle what's different and write one short sentence about the bug.</w:t>
-      </w:r>
-    </w:p>
-    <w:p>
-      <w:pPr>
-        <w:keepNext/>
-        <w:keepLines/>
-      </w:pPr>
-      <w:r>
-        <w:rPr>
-          <w:b/>
-        </w:rPr>
-        <w:t>Pair A</w:t>
-      </w:r>
-      <w:r>
-        <w:t xml:space="preserve"> — The agent should turn left only at a </w:t>
-      </w:r>
-      <w:r>
-        <w:rPr>
-          <w:b/>
-        </w:rPr>
-        <w:t>corner</w:t>
-      </w:r>
-      <w:r>
-        <w:t>: wall ahead AND wall on right.</w:t>
+        <w:t>Turn left only at a corner: wall ahead AND wall on right.</w:t>
       </w:r>
     </w:p>
     <w:p>
@@ -383,125 +297,7 @@
         <w:keepLines/>
       </w:pPr>
       <w:r>
-        <w:rPr>
-          <w:b/>
-        </w:rPr>
-        <w:t>What is wrong? When does the buggy agent turn too early?</w:t>
-      </w:r>
-    </w:p>
-    <w:p>
-      <w:pPr>
-        <w:spacing w:after="0" w:before="0" w:line="520" w:lineRule="exact"/>
-        <w:keepNext/>
-        <w:keepLines/>
-        <w:pBdr>
-          <w:bottom w:val="single" w:sz="6" w:space="1" w:color="C9C9C9"/>
-        </w:pBdr>
-      </w:pPr>
-      <w:r>
-        <w:t xml:space="preserve"> </w:t>
-      </w:r>
-    </w:p>
-    <w:p>
-      <w:pPr>
-        <w:spacing w:after="0" w:before="0" w:line="520" w:lineRule="exact"/>
-        <w:keepNext/>
-        <w:keepLines/>
-        <w:pBdr>
-          <w:bottom w:val="single" w:sz="6" w:space="1" w:color="C9C9C9"/>
-        </w:pBdr>
-      </w:pPr>
-      <w:r>
-        <w:t xml:space="preserve"> </w:t>
-      </w:r>
-    </w:p>
-    <w:p>
-      <w:pPr>
-        <w:spacing w:after="0" w:before="0" w:line="520" w:lineRule="exact"/>
-        <w:keepNext w:val="0"/>
-        <w:keepLines/>
-        <w:pBdr>
-          <w:bottom w:val="single" w:sz="6" w:space="1" w:color="C9C9C9"/>
-        </w:pBdr>
-      </w:pPr>
-      <w:r>
-        <w:t xml:space="preserve"> </w:t>
-      </w:r>
-    </w:p>
-    <w:p>
-      <w:pPr>
-        <w:keepNext/>
-        <w:keepLines/>
-      </w:pPr>
-      <w:r>
-        <w:rPr>
-          <w:b/>
-        </w:rPr>
-        <w:t>Pair B</w:t>
-      </w:r>
-      <w:r>
-        <w:t xml:space="preserve"> — The two checks should be </w:t>
-      </w:r>
-      <w:r>
-        <w:rPr>
-          <w:b/>
-        </w:rPr>
-        <w:t>different</w:t>
-      </w:r>
-      <w:r>
-        <w:t xml:space="preserve"> — front and right.</w:t>
-      </w:r>
-    </w:p>
-    <w:p>
-      <w:pPr>
-        <w:spacing w:before="40" w:after="160"/>
-        <w:ind w:left="288"/>
-        <w:keepNext/>
-        <w:keepLines/>
-        <w:shd w:val="clear" w:fill="F4F4F4"/>
-      </w:pPr>
-      <w:r>
-        <w:rPr>
-          <w:rFonts w:ascii="Consolas" w:hAnsi="Consolas" w:cs="Consolas"/>
-          <w:sz w:val="21"/>
-        </w:rPr>
-        <w:t># clean</w:t>
-        <w:br/>
-        <w:t>if wall ahead AND wall on right:</w:t>
-        <w:br/>
-        <w:t xml:space="preserve">    turn left</w:t>
-      </w:r>
-    </w:p>
-    <w:p>
-      <w:pPr>
-        <w:spacing w:before="40" w:after="160"/>
-        <w:ind w:left="288"/>
-        <w:keepNext/>
-        <w:keepLines/>
-        <w:shd w:val="clear" w:fill="F4F4F4"/>
-      </w:pPr>
-      <w:r>
-        <w:rPr>
-          <w:rFonts w:ascii="Consolas" w:hAnsi="Consolas" w:cs="Consolas"/>
-          <w:sz w:val="21"/>
-        </w:rPr>
-        <w:t># buggy</w:t>
-        <w:br/>
-        <w:t>if wall ahead AND wall ahead:</w:t>
-        <w:br/>
-        <w:t xml:space="preserve">    turn left</w:t>
-      </w:r>
-    </w:p>
-    <w:p>
-      <w:pPr>
-        <w:keepNext/>
-        <w:keepLines/>
-      </w:pPr>
-      <w:r>
-        <w:rPr>
-          <w:b/>
-        </w:rPr>
-        <w:t>What is wrong?</w:t>
+        <w:t>When does the buggy one turn too early?</w:t>
       </w:r>
     </w:p>
     <w:p>
@@ -565,7 +361,7 @@
         <w:keepLines/>
       </w:pPr>
       <w:r>
-        <w:t xml:space="preserve">The agent should turn left only when </w:t>
+        <w:t xml:space="preserve">Turn left only when </w:t>
       </w:r>
       <w:r>
         <w:rPr>
@@ -574,7 +370,7 @@
         <w:t>both</w:t>
       </w:r>
       <w:r>
-        <w:t xml:space="preserve"> walls are there. One word is missing. Fill it in using the word bank.</w:t>
+        <w:t xml:space="preserve"> walls are there. Fill the blank.</w:t>
       </w:r>
     </w:p>
     <w:p>
@@ -601,13 +397,7 @@
         <w:keepLines/>
       </w:pPr>
       <w:r>
-        <w:rPr>
-          <w:b/>
-        </w:rPr>
-        <w:t>Word bank:</w:t>
-      </w:r>
-      <w:r>
-        <w:t xml:space="preserve"> </w:t>
+        <w:t xml:space="preserve">Word bank: </w:t>
       </w:r>
       <w:r>
         <w:rPr>
@@ -646,10 +436,7 @@
         <w:keepLines/>
       </w:pPr>
       <w:r>
-        <w:rPr>
-          <w:b/>
-        </w:rPr>
-        <w:t>Write the missing word:</w:t>
+        <w:t>Missing word:</w:t>
       </w:r>
     </w:p>
     <w:p>
@@ -704,7 +491,7 @@
           <w:color w:val="1A4D2E"/>
           <w:sz w:val="30"/>
         </w:rPr>
-        <w:t>4 · Tell Me What You Built 📸</w:t>
+        <w:t>4 · Show It 📸</w:t>
       </w:r>
     </w:p>
     <w:p>
@@ -713,7 +500,7 @@
         <w:keepLines/>
       </w:pPr>
       <w:r>
-        <w:t xml:space="preserve">Now switch to your homework world. Solve the maze using an </w:t>
+        <w:t xml:space="preserve">Solve the maze with one </w:t>
       </w:r>
       <w:r>
         <w:rPr>
@@ -724,16 +511,7 @@
         <w:t>AND</w:t>
       </w:r>
       <w:r>
-        <w:t xml:space="preserve"> condition. When you finish, come back here.</w:t>
-      </w:r>
-    </w:p>
-    <w:p>
-      <w:pPr>
-        <w:keepNext/>
-        <w:keepLines/>
-      </w:pPr>
-      <w:r>
-        <w:t>Send a photo or video of the agent reaching the end, then explain what you did. Use these sentence starters — write 2 or 3 sentences.</w:t>
+        <w:t>. Send a photo or video of the agent at the end. Then finish these.</w:t>
       </w:r>
     </w:p>
     <w:p>
@@ -778,7 +556,7 @@
           <w:i/>
           <w:color w:val="444444"/>
         </w:rPr>
-        <w:t>Both conditions were true when …</w:t>
+        <w:t>Both were true when …</w:t>
       </w:r>
     </w:p>
     <w:p>
@@ -793,253 +571,7 @@
           <w:i/>
           <w:color w:val="444444"/>
         </w:rPr>
-        <w:t>One tricky moment was when …</w:t>
-      </w:r>
-    </w:p>
-    <w:p>
-      <w:pPr>
-        <w:spacing w:after="0" w:before="0" w:line="520" w:lineRule="exact"/>
-        <w:keepNext/>
-        <w:keepLines/>
-        <w:pBdr>
-          <w:bottom w:val="single" w:sz="6" w:space="1" w:color="C9C9C9"/>
-        </w:pBdr>
-      </w:pPr>
-      <w:r>
-        <w:t xml:space="preserve"> </w:t>
-      </w:r>
-    </w:p>
-    <w:p>
-      <w:pPr>
-        <w:spacing w:after="0" w:before="0" w:line="520" w:lineRule="exact"/>
-        <w:keepNext/>
-        <w:keepLines/>
-        <w:pBdr>
-          <w:bottom w:val="single" w:sz="6" w:space="1" w:color="C9C9C9"/>
-        </w:pBdr>
-      </w:pPr>
-      <w:r>
-        <w:t xml:space="preserve"> </w:t>
-      </w:r>
-    </w:p>
-    <w:p>
-      <w:pPr>
-        <w:spacing w:after="0" w:before="0" w:line="520" w:lineRule="exact"/>
-        <w:keepNext/>
-        <w:keepLines/>
-        <w:pBdr>
-          <w:bottom w:val="single" w:sz="6" w:space="1" w:color="C9C9C9"/>
-        </w:pBdr>
-      </w:pPr>
-      <w:r>
-        <w:t xml:space="preserve"> </w:t>
-      </w:r>
-    </w:p>
-    <w:p>
-      <w:pPr>
-        <w:spacing w:after="0" w:before="0" w:line="520" w:lineRule="exact"/>
-        <w:keepNext/>
-        <w:keepLines/>
-        <w:pBdr>
-          <w:bottom w:val="single" w:sz="6" w:space="1" w:color="C9C9C9"/>
-        </w:pBdr>
-      </w:pPr>
-      <w:r>
-        <w:t xml:space="preserve"> </w:t>
-      </w:r>
-    </w:p>
-    <w:p>
-      <w:pPr>
-        <w:spacing w:after="0" w:before="0" w:line="520" w:lineRule="exact"/>
-        <w:keepNext/>
-        <w:keepLines/>
-        <w:pBdr>
-          <w:bottom w:val="single" w:sz="6" w:space="1" w:color="C9C9C9"/>
-        </w:pBdr>
-      </w:pPr>
-      <w:r>
-        <w:t xml:space="preserve"> </w:t>
-      </w:r>
-    </w:p>
-    <w:p>
-      <w:pPr>
-        <w:spacing w:after="0" w:before="0" w:line="520" w:lineRule="exact"/>
-        <w:keepNext/>
-        <w:keepLines/>
-        <w:pBdr>
-          <w:bottom w:val="single" w:sz="6" w:space="1" w:color="C9C9C9"/>
-        </w:pBdr>
-      </w:pPr>
-      <w:r>
-        <w:t xml:space="preserve"> </w:t>
-      </w:r>
-    </w:p>
-    <w:p>
-      <w:pPr>
-        <w:spacing w:after="0" w:before="0" w:line="520" w:lineRule="exact"/>
-        <w:keepNext/>
-        <w:keepLines/>
-        <w:pBdr>
-          <w:bottom w:val="single" w:sz="6" w:space="1" w:color="C9C9C9"/>
-        </w:pBdr>
-      </w:pPr>
-      <w:r>
-        <w:t xml:space="preserve"> </w:t>
-      </w:r>
-    </w:p>
-    <w:p>
-      <w:pPr>
-        <w:spacing w:after="0" w:before="0" w:line="520" w:lineRule="exact"/>
-        <w:keepNext/>
-        <w:keepLines/>
-        <w:pBdr>
-          <w:bottom w:val="single" w:sz="6" w:space="1" w:color="C9C9C9"/>
-        </w:pBdr>
-      </w:pPr>
-      <w:r>
-        <w:t xml:space="preserve"> </w:t>
-      </w:r>
-    </w:p>
-    <w:p>
-      <w:pPr>
-        <w:spacing w:after="0" w:before="0" w:line="520" w:lineRule="exact"/>
-        <w:keepNext w:val="0"/>
-        <w:keepLines/>
-        <w:pBdr>
-          <w:bottom w:val="single" w:sz="6" w:space="1" w:color="C9C9C9"/>
-        </w:pBdr>
-      </w:pPr>
-      <w:r>
-        <w:t xml:space="preserve"> </w:t>
-      </w:r>
-    </w:p>
-    <w:p>
-      <w:pPr>
-        <w:keepNext/>
-        <w:keepLines/>
-        <w:pageBreakBefore/>
-        <w:spacing w:before="40" w:after="120"/>
-      </w:pPr>
-      <w:r>
-        <w:rPr>
-          <w:b/>
-          <w:color w:val="1A4D2E"/>
-          <w:sz w:val="30"/>
-        </w:rPr>
-        <w:t>5 · Record Your Walkthrough 🎥</w:t>
-      </w:r>
-    </w:p>
-    <w:p>
-      <w:pPr>
-        <w:keepNext/>
-        <w:keepLines/>
-      </w:pPr>
-      <w:r>
-        <w:t xml:space="preserve">Take a video on your phone (or a parent's phone) while the agent runs the maze. Talk like you are teaching a friend. Try to use these words: </w:t>
-      </w:r>
-      <w:r>
-        <w:rPr>
-          <w:b/>
-        </w:rPr>
-        <w:t>AND</w:t>
-      </w:r>
-      <w:r>
-        <w:t xml:space="preserve">, </w:t>
-      </w:r>
-      <w:r>
-        <w:rPr>
-          <w:b/>
-        </w:rPr>
-        <w:t>condition</w:t>
-      </w:r>
-      <w:r>
-        <w:t xml:space="preserve">, </w:t>
-      </w:r>
-      <w:r>
-        <w:rPr>
-          <w:b/>
-        </w:rPr>
-        <w:t>both</w:t>
-      </w:r>
-      <w:r>
-        <w:t xml:space="preserve">, </w:t>
-      </w:r>
-      <w:r>
-        <w:rPr>
-          <w:b/>
-        </w:rPr>
-        <w:t>true</w:t>
-      </w:r>
-      <w:r>
-        <w:t>.</w:t>
-      </w:r>
-    </w:p>
-    <w:p>
-      <w:pPr>
-        <w:keepNext/>
-        <w:keepLines/>
-        <w:spacing w:after="60"/>
-        <w:ind w:left="864"/>
-      </w:pPr>
-      <w:r>
-        <w:t>1.  Show the start of the maze, then run your code.</w:t>
-      </w:r>
-    </w:p>
-    <w:p>
-      <w:pPr>
-        <w:keepNext/>
-        <w:keepLines/>
-        <w:spacing w:after="60"/>
-        <w:ind w:left="864"/>
-      </w:pPr>
-      <w:r>
-        <w:t xml:space="preserve">2.  Read your </w:t>
-      </w:r>
-      <w:r>
-        <w:rPr>
-          <w:rFonts w:ascii="Consolas" w:hAnsi="Consolas" w:cs="Consolas"/>
-          <w:sz w:val="21"/>
-          <w:shd w:val="clear" w:fill="EEEEEE"/>
-        </w:rPr>
-        <w:t>if … AND …</w:t>
-      </w:r>
-      <w:r>
-        <w:t xml:space="preserve"> line out loud.</w:t>
-      </w:r>
-    </w:p>
-    <w:p>
-      <w:pPr>
-        <w:keepNext/>
-        <w:keepLines/>
-        <w:spacing w:after="60"/>
-        <w:ind w:left="864"/>
-      </w:pPr>
-      <w:r>
-        <w:t xml:space="preserve">3.  Say in your own words what </w:t>
-      </w:r>
-      <w:r>
-        <w:rPr>
-          <w:b/>
-        </w:rPr>
-        <w:t>AND</w:t>
-      </w:r>
-      <w:r>
-        <w:t xml:space="preserve"> means.</w:t>
-      </w:r>
-    </w:p>
-    <w:p>
-      <w:pPr>
-        <w:keepNext/>
-        <w:keepLines/>
-      </w:pPr>
-      <w:r>
-        <w:rPr>
-          <w:b/>
-        </w:rPr>
-        <w:t>Write what you will say in your video.</w:t>
-      </w:r>
-      <w:r>
-        <w:t xml:space="preserve"> You can read from it while filming.</w:t>
+        <w:t>One tricky part was …</w:t>
       </w:r>
     </w:p>
     <w:p>
